--- a/issue10/downloads/article-7.docx
+++ b/issue10/downloads/article-7.docx
@@ -19,19 +19,42 @@
         <w:br/>
       </w:r>
       <w:r>
-        <w:t>Автор: Никитин А.В.&lt;br&gt;Первый МГМУ имени И.М. Сеченова</w:t>
+        <w:t>Автор: Никитин А.В. &lt;br&gt; Первый МГМУ имени И.М. Сеченова</w:t>
         <w:br/>
       </w:r>
+    </w:p>
+    <w:p/>
+    <w:p>
+      <w:r/>
+    </w:p>
+    <w:p>
+      <w:r/>
     </w:p>
     <w:p>
       <w:r>
         <w:rPr>
-          <w:i/>
+          <w:b/>
+          <w:i w:val="0"/>
         </w:rPr>
-        <w:t>В статье рассмотрены принципы противоэпидемического обеспечения населения в условиях чрезвычайных ситуаций, в том числе при формировании очагов опасных инфекционных заболеваний. При подготовке публикации использованы материалы одноименных методических указаний, утвержденных Главным государственным санитарным врачом РФ и введенных в действие с 25 мая 2026 года. Статья предназначена для всех специалистов в области ГОЧС. Более подробную информацию по организации противоэпидемических мероприятий в условиях ЧС (алгоритмы действий, методы дезинфекции, расчет потребностей сил и средств и т.п.) можно найти в приложениях к упомянутым методическим указаниям.</w:t>
+        <w:t>В статье рассмотрены принципы противоэпидемического обеспечения населения в условиях чрезвычайных ситуаций, в том числе при формировании очагов опасных инфекционных заболеваний. При подготовке публикации использованы материалы одноименных методических указаний, утвержденных Главным государственным санитарным врачом РФ и введенных в действие с 25 мая 2026 года. Статья предназначена для всех специалистов в области ГОЧС. Более подробную информацию по организации противоэпидемических мероприятий в условиях ЧС (алгоритмы действий, методы дезинфекции, расчет потребностей сил и средств и т.п.) можно найти в приложениях к упомянутым методическим указаниям</w:t>
+      </w:r>
+      <w:r>
+        <w:rPr>
+          <w:vertAlign w:val="superscript"/>
+        </w:rPr>
+        <w:t>12</w:t>
+      </w:r>
+      <w:r>
+        <w:rPr>
+          <w:b/>
+          <w:i w:val="0"/>
+        </w:rPr>
+        <w:t xml:space="preserve">. </w:t>
       </w:r>
     </w:p>
-    <w:p/>
+    <w:p>
+      <w:r/>
+    </w:p>
     <w:p>
       <w:pPr>
         <w:jc w:val="both"/>
@@ -514,16 +537,7 @@
       </w:r>
     </w:p>
     <w:p>
-      <w:pPr>
-        <w:jc w:val="both"/>
-      </w:pPr>
-      <w:r>
-        <w:rPr>
-          <w:b w:val="0"/>
-          <w:i w:val="0"/>
-        </w:rPr>
-        <w:t xml:space="preserve"> </w:t>
-      </w:r>
+      <w:r/>
     </w:p>
     <w:p>
       <w:pPr>
@@ -739,7 +753,7 @@
           <w:b w:val="0"/>
           <w:i w:val="0"/>
         </w:rPr>
-        <w:t xml:space="preserve">При оценке условий размещения пострадавшего населения органы руководствуются </w:t>
+        <w:t>При оценке условий размещения пострадавшего населения органы руководствуются методическими рекомендациями «</w:t>
       </w:r>
       <w:hyperlink r:id="rId9">
         <w:r>
@@ -747,7 +761,7 @@
             <w:color w:val="0563C1"/>
             <w:u w:val="single"/>
           </w:rPr>
-          <w:t xml:space="preserve">методическими рекомендациями «МР 1.1.0093-14. Условия организации и функционирования пунктов временного размещения и пунктов долговременного пребывания людей, прибывающих из зон чрезвычайных ситуаций»</w:t>
+          <w:t xml:space="preserve">МР 1.1.0093-14.</w:t>
         </w:r>
       </w:hyperlink>
       <w:r>
@@ -755,7 +769,7 @@
           <w:b w:val="0"/>
           <w:i w:val="0"/>
         </w:rPr>
-        <w:t xml:space="preserve"> (утв. Главным государственным санитарным врачом РФ 17.09.2009). </w:t>
+        <w:t xml:space="preserve"> Условия организации и функционирования пунктов временного размещения и пунктов долговременного пребывания людей, прибывающих из зон чрезвычайных ситуаций» (утв. Главным государственным санитарным врачом РФ 17.09.2009). </w:t>
       </w:r>
     </w:p>
     <w:p>
@@ -818,6 +832,9 @@
         <w:t xml:space="preserve">- проведение дезинфекционных мероприятий. </w:t>
       </w:r>
     </w:p>
+    <w:p>
+      <w:r/>
+    </w:p>
     <w:p/>
     <w:p>
       <w:r>
@@ -825,6 +842,11 @@
           <w:b/>
         </w:rPr>
         <w:t>Примечания</w:t>
+      </w:r>
+    </w:p>
+    <w:p>
+      <w:r>
+        <w:t>12. Примечание редакции. Полное название документа – МУ 3.1.4165-25. 3.1. Профилактика инфекционных болезней. Противоэпидемическое обеспечение населения в условиях чрезвычайных ситуаций, в том числе при формировании очагов опасных инфекционных заболеваний. Методические указания (утв. Главным государственным санитарным врачом РФ 25.07.2025). Прежние Методические указания по противоэпидемическому обеспечению населения в условиях чрезвычайных ситуаций (МУ 3.1.3260-15) утратили свою силу с 25 мая 2026 года.. Обратите внимание, что продолжают действовать методические рекомендации по санитарно-противоэпидемическому обеспечению пострадавших и вынужденных переселенцев в чрезвычайной ситуации (утв. Минздравом России 24.09.2001 N 2510/9978-01-34).</w:t>
       </w:r>
     </w:p>
     <w:p>
